--- a/tillsyn/A 5858-2025 tillsynsbegäran.docx
+++ b/tillsyn/A 5858-2025 tillsynsbegäran.docx
@@ -227,7 +227,7 @@
     <w:r>
       <w:tab/>
       <w:tab/>
-      <w:t>2026-09-14</w:t>
+      <w:t>2026-09-15</w:t>
       <w:br/>
       <w:br/>
     </w:r>

--- a/tillsyn/A 5858-2025 tillsynsbegäran.docx
+++ b/tillsyn/A 5858-2025 tillsynsbegäran.docx
@@ -227,7 +227,7 @@
     <w:r>
       <w:tab/>
       <w:tab/>
-      <w:t>2026-09-15</w:t>
+      <w:t>2026-09-16</w:t>
       <w:br/>
       <w:br/>
     </w:r>

--- a/tillsyn/A 5858-2025 tillsynsbegäran.docx
+++ b/tillsyn/A 5858-2025 tillsynsbegäran.docx
@@ -227,7 +227,7 @@
     <w:r>
       <w:tab/>
       <w:tab/>
-      <w:t>2026-09-16</w:t>
+      <w:t>2026-09-17</w:t>
       <w:br/>
       <w:br/>
     </w:r>

--- a/tillsyn/A 5858-2025 tillsynsbegäran.docx
+++ b/tillsyn/A 5858-2025 tillsynsbegäran.docx
@@ -227,7 +227,7 @@
     <w:r>
       <w:tab/>
       <w:tab/>
-      <w:t>2026-09-17</w:t>
+      <w:t>2026-09-18</w:t>
       <w:br/>
       <w:br/>
     </w:r>

--- a/tillsyn/A 5858-2025 tillsynsbegäran.docx
+++ b/tillsyn/A 5858-2025 tillsynsbegäran.docx
@@ -227,7 +227,7 @@
     <w:r>
       <w:tab/>
       <w:tab/>
-      <w:t>2026-09-18</w:t>
+      <w:t>2026-09-19</w:t>
       <w:br/>
       <w:br/>
     </w:r>

--- a/tillsyn/A 5858-2025 tillsynsbegäran.docx
+++ b/tillsyn/A 5858-2025 tillsynsbegäran.docx
@@ -227,7 +227,7 @@
     <w:r>
       <w:tab/>
       <w:tab/>
-      <w:t>2026-09-19</w:t>
+      <w:t>2026-09-21</w:t>
       <w:br/>
       <w:br/>
     </w:r>

--- a/tillsyn/A 5858-2025 tillsynsbegäran.docx
+++ b/tillsyn/A 5858-2025 tillsynsbegäran.docx
@@ -227,7 +227,7 @@
     <w:r>
       <w:tab/>
       <w:tab/>
-      <w:t>2026-09-21</w:t>
+      <w:t>2026-09-23</w:t>
       <w:br/>
       <w:br/>
     </w:r>

--- a/tillsyn/A 5858-2025 tillsynsbegäran.docx
+++ b/tillsyn/A 5858-2025 tillsynsbegäran.docx
@@ -227,7 +227,7 @@
     <w:r>
       <w:tab/>
       <w:tab/>
-      <w:t>2026-09-23</w:t>
+      <w:t>2026-09-24</w:t>
       <w:br/>
       <w:br/>
     </w:r>

--- a/tillsyn/A 5858-2025 tillsynsbegäran.docx
+++ b/tillsyn/A 5858-2025 tillsynsbegäran.docx
@@ -227,7 +227,7 @@
     <w:r>
       <w:tab/>
       <w:tab/>
-      <w:t>2026-09-24</w:t>
+      <w:t>2026-09-25</w:t>
       <w:br/>
       <w:br/>
     </w:r>

--- a/tillsyn/A 5858-2025 tillsynsbegäran.docx
+++ b/tillsyn/A 5858-2025 tillsynsbegäran.docx
@@ -227,7 +227,7 @@
     <w:r>
       <w:tab/>
       <w:tab/>
-      <w:t>2026-09-25</w:t>
+      <w:t>2026-09-26</w:t>
       <w:br/>
       <w:br/>
     </w:r>

--- a/tillsyn/A 5858-2025 tillsynsbegäran.docx
+++ b/tillsyn/A 5858-2025 tillsynsbegäran.docx
@@ -227,7 +227,7 @@
     <w:r>
       <w:tab/>
       <w:tab/>
-      <w:t>2026-09-26</w:t>
+      <w:t>2026-09-27</w:t>
       <w:br/>
       <w:br/>
     </w:r>

--- a/tillsyn/A 5858-2025 tillsynsbegäran.docx
+++ b/tillsyn/A 5858-2025 tillsynsbegäran.docx
@@ -227,7 +227,7 @@
     <w:r>
       <w:tab/>
       <w:tab/>
-      <w:t>2026-09-27</w:t>
+      <w:t>2026-09-28</w:t>
       <w:br/>
       <w:br/>
     </w:r>

--- a/tillsyn/A 5858-2025 tillsynsbegäran.docx
+++ b/tillsyn/A 5858-2025 tillsynsbegäran.docx
@@ -227,7 +227,7 @@
     <w:r>
       <w:tab/>
       <w:tab/>
-      <w:t>2026-09-28</w:t>
+      <w:t>2026-09-29</w:t>
       <w:br/>
       <w:br/>
     </w:r>

--- a/tillsyn/A 5858-2025 tillsynsbegäran.docx
+++ b/tillsyn/A 5858-2025 tillsynsbegäran.docx
@@ -22,7 +22,7 @@
       <w:r>
         <w:drawing>
           <wp:inline xmlns:a="http://schemas.openxmlformats.org/drawingml/2006/main" xmlns:pic="http://schemas.openxmlformats.org/drawingml/2006/picture">
-            <wp:extent cx="5486400" cy="4029016"/>
+            <wp:extent cx="5486400" cy="4149679"/>
             <wp:docPr id="1" name="Picture 1"/>
             <wp:cNvGraphicFramePr>
               <a:graphicFrameLocks noChangeAspect="1"/>
@@ -43,7 +43,7 @@
                   <pic:spPr>
                     <a:xfrm>
                       <a:off x="0" y="0"/>
-                      <a:ext cx="5486400" cy="4029016"/>
+                      <a:ext cx="5486400" cy="4149679"/>
                     </a:xfrm>
                     <a:prstGeom prst="rect"/>
                   </pic:spPr>
@@ -60,12 +60,12 @@
         <w:spacing w:after="240"/>
       </w:pPr>
       <w:r>
-        <w:t>Figur 1. Fyndplatser för naturvårdsarter i och inom 11 meter från avverkningsanmälan. Markörer utan svart kant är placerade på fyndplatsen. Markörer med svart kant är placerade vid sidan av fyndplatsen och har ett svart streck som visar fyndplatsens exakta position. Kartans mittpunktskoordinat är N 6989868, E 513421 i SWEREF 99 TM.</w:t>
+        <w:t>Figur 1. Fyndplatser för naturvårdsarter i och inom 17 meter från avverkningsanmälan. Markörer utan svart kant är placerade på fyndplatsen. Markörer med svart kant är placerade vid sidan av fyndplatsen och har ett svart streck som visar fyndplatsens exakta position. Kartans mittpunktskoordinat är N 6989868, E 513421 i SWEREF 99 TM.</w:t>
       </w:r>
     </w:p>
     <w:p>
       <w:r>
-        <w:t>I och inom 11 meter från avverkningsanmälan finns fynd av 2 naturvårdsarter, varav 2 är rödlistade och 1 är fridlyst: bredgentiana (VU, §8) och fältgentiana (VU). Se Figur 1.</w:t>
+        <w:t>I och inom 17 meter från avverkningsanmälan finns fynd av 3 naturvårdsarter, varav 3 är rödlistade, 1 är fridlyst och 1 är typisk (T): bredgentiana (VU, §8), fältgentiana (VU) och slåtterfibbla (NT, T). Se Figur 1.</w:t>
       </w:r>
     </w:p>
     <w:p>
@@ -97,6 +97,35 @@
     <w:p>
       <w:r>
         <w:t>Nedan följer beskrivningar av de naturvårdsarter och fridlysta arter som har sina livsmiljöer och växtplatser i den avverkningsanmälda skogen. De påträffade naturvårdsarterna är ett tydligt kvitto på att det rör sig om en skog med höga naturvärden.</w:t>
+      </w:r>
+    </w:p>
+    <w:p>
+      <w:r>
+        <w:rPr>
+          <w:b/>
+        </w:rPr>
+        <w:t>Slåtterfibbla (NT)</w:t>
+      </w:r>
+      <w:r>
+        <w:t xml:space="preserve"> är typisk art för </w:t>
+      </w:r>
+      <w:r>
+        <w:rPr>
+          <w:i/>
+        </w:rPr>
+        <w:t xml:space="preserve">9060 Åsbarrskog, 9070 Trädklädd betesmark, 6530 Lövängar, 1610 Åsöar i Östersjön, 6230 Stagg-gräsmarker, 6270 Silikatgräsmarker </w:t>
+      </w:r>
+      <w:r>
+        <w:t>och</w:t>
+      </w:r>
+      <w:r>
+        <w:rPr>
+          <w:i/>
+        </w:rPr>
+        <w:t xml:space="preserve"> 6510 Slåtterängar i låglandet </w:t>
+      </w:r>
+      <w:r>
+        <w:t>(SLU Artdatabanken, 2025).</w:t>
       </w:r>
     </w:p>
     <w:sectPr>
@@ -227,7 +256,7 @@
     <w:r>
       <w:tab/>
       <w:tab/>
-      <w:t>2026-09-29</w:t>
+      <w:t>2026-09-30</w:t>
       <w:br/>
       <w:br/>
     </w:r>

--- a/tillsyn/A 5858-2025 tillsynsbegäran.docx
+++ b/tillsyn/A 5858-2025 tillsynsbegäran.docx
@@ -256,7 +256,7 @@
     <w:r>
       <w:tab/>
       <w:tab/>
-      <w:t>2026-09-30</w:t>
+      <w:t>2026-10-01</w:t>
       <w:br/>
       <w:br/>
     </w:r>

--- a/tillsyn/A 5858-2025 tillsynsbegäran.docx
+++ b/tillsyn/A 5858-2025 tillsynsbegäran.docx
@@ -256,7 +256,7 @@
     <w:r>
       <w:tab/>
       <w:tab/>
-      <w:t>2026-10-01</w:t>
+      <w:t>2026-10-02</w:t>
       <w:br/>
       <w:br/>
     </w:r>

--- a/tillsyn/A 5858-2025 tillsynsbegäran.docx
+++ b/tillsyn/A 5858-2025 tillsynsbegäran.docx
@@ -256,7 +256,7 @@
     <w:r>
       <w:tab/>
       <w:tab/>
-      <w:t>2026-10-02</w:t>
+      <w:t>2026-10-03</w:t>
       <w:br/>
       <w:br/>
     </w:r>

--- a/tillsyn/A 5858-2025 tillsynsbegäran.docx
+++ b/tillsyn/A 5858-2025 tillsynsbegäran.docx
@@ -256,7 +256,7 @@
     <w:r>
       <w:tab/>
       <w:tab/>
-      <w:t>2026-10-03</w:t>
+      <w:t>2026-10-04</w:t>
       <w:br/>
       <w:br/>
     </w:r>

--- a/tillsyn/A 5858-2025 tillsynsbegäran.docx
+++ b/tillsyn/A 5858-2025 tillsynsbegäran.docx
@@ -256,7 +256,7 @@
     <w:r>
       <w:tab/>
       <w:tab/>
-      <w:t>2026-10-04</w:t>
+      <w:t>2026-10-05</w:t>
       <w:br/>
       <w:br/>
     </w:r>

--- a/tillsyn/A 5858-2025 tillsynsbegäran.docx
+++ b/tillsyn/A 5858-2025 tillsynsbegäran.docx
@@ -256,7 +256,7 @@
     <w:r>
       <w:tab/>
       <w:tab/>
-      <w:t>2026-10-05</w:t>
+      <w:t>2026-10-06</w:t>
       <w:br/>
       <w:br/>
     </w:r>

--- a/tillsyn/A 5858-2025 tillsynsbegäran.docx
+++ b/tillsyn/A 5858-2025 tillsynsbegäran.docx
@@ -256,7 +256,7 @@
     <w:r>
       <w:tab/>
       <w:tab/>
-      <w:t>2026-10-06</w:t>
+      <w:t>2026-10-07</w:t>
       <w:br/>
       <w:br/>
     </w:r>

--- a/tillsyn/A 5858-2025 tillsynsbegäran.docx
+++ b/tillsyn/A 5858-2025 tillsynsbegäran.docx
@@ -256,7 +256,7 @@
     <w:r>
       <w:tab/>
       <w:tab/>
-      <w:t>2026-10-07</w:t>
+      <w:t>2026-10-08</w:t>
       <w:br/>
       <w:br/>
     </w:r>

--- a/tillsyn/A 5858-2025 tillsynsbegäran.docx
+++ b/tillsyn/A 5858-2025 tillsynsbegäran.docx
@@ -256,7 +256,7 @@
     <w:r>
       <w:tab/>
       <w:tab/>
-      <w:t>2026-10-08</w:t>
+      <w:t>2026-10-09</w:t>
       <w:br/>
       <w:br/>
     </w:r>

--- a/tillsyn/A 5858-2025 tillsynsbegäran.docx
+++ b/tillsyn/A 5858-2025 tillsynsbegäran.docx
@@ -256,7 +256,7 @@
     <w:r>
       <w:tab/>
       <w:tab/>
-      <w:t>2026-10-09</w:t>
+      <w:t>2026-10-10</w:t>
       <w:br/>
       <w:br/>
     </w:r>

--- a/tillsyn/A 5858-2025 tillsynsbegäran.docx
+++ b/tillsyn/A 5858-2025 tillsynsbegäran.docx
@@ -256,7 +256,7 @@
     <w:r>
       <w:tab/>
       <w:tab/>
-      <w:t>2026-10-10</w:t>
+      <w:t>2026-10-11</w:t>
       <w:br/>
       <w:br/>
     </w:r>

--- a/tillsyn/A 5858-2025 tillsynsbegäran.docx
+++ b/tillsyn/A 5858-2025 tillsynsbegäran.docx
@@ -256,7 +256,7 @@
     <w:r>
       <w:tab/>
       <w:tab/>
-      <w:t>2026-10-11</w:t>
+      <w:t>2026-10-12</w:t>
       <w:br/>
       <w:br/>
     </w:r>

--- a/tillsyn/A 5858-2025 tillsynsbegäran.docx
+++ b/tillsyn/A 5858-2025 tillsynsbegäran.docx
@@ -256,7 +256,7 @@
     <w:r>
       <w:tab/>
       <w:tab/>
-      <w:t>2026-10-12</w:t>
+      <w:t>2026-10-13</w:t>
       <w:br/>
       <w:br/>
     </w:r>

--- a/tillsyn/A 5858-2025 tillsynsbegäran.docx
+++ b/tillsyn/A 5858-2025 tillsynsbegäran.docx
@@ -256,7 +256,7 @@
     <w:r>
       <w:tab/>
       <w:tab/>
-      <w:t>2026-10-13</w:t>
+      <w:t>2026-10-14</w:t>
       <w:br/>
       <w:br/>
     </w:r>

--- a/tillsyn/A 5858-2025 tillsynsbegäran.docx
+++ b/tillsyn/A 5858-2025 tillsynsbegäran.docx
@@ -256,7 +256,7 @@
     <w:r>
       <w:tab/>
       <w:tab/>
-      <w:t>2026-10-14</w:t>
+      <w:t>2026-10-15</w:t>
       <w:br/>
       <w:br/>
     </w:r>

--- a/tillsyn/A 5858-2025 tillsynsbegäran.docx
+++ b/tillsyn/A 5858-2025 tillsynsbegäran.docx
@@ -256,7 +256,7 @@
     <w:r>
       <w:tab/>
       <w:tab/>
-      <w:t>2026-10-15</w:t>
+      <w:t>2026-10-16</w:t>
       <w:br/>
       <w:br/>
     </w:r>

--- a/tillsyn/A 5858-2025 tillsynsbegäran.docx
+++ b/tillsyn/A 5858-2025 tillsynsbegäran.docx
@@ -256,7 +256,7 @@
     <w:r>
       <w:tab/>
       <w:tab/>
-      <w:t>2026-10-16</w:t>
+      <w:t>2026-10-17</w:t>
       <w:br/>
       <w:br/>
     </w:r>

--- a/tillsyn/A 5858-2025 tillsynsbegäran.docx
+++ b/tillsyn/A 5858-2025 tillsynsbegäran.docx
@@ -256,7 +256,7 @@
     <w:r>
       <w:tab/>
       <w:tab/>
-      <w:t>2026-10-17</w:t>
+      <w:t>2026-10-18</w:t>
       <w:br/>
       <w:br/>
     </w:r>

--- a/tillsyn/A 5858-2025 tillsynsbegäran.docx
+++ b/tillsyn/A 5858-2025 tillsynsbegäran.docx
@@ -256,7 +256,7 @@
     <w:r>
       <w:tab/>
       <w:tab/>
-      <w:t>2026-10-18</w:t>
+      <w:t>2026-10-19</w:t>
       <w:br/>
       <w:br/>
     </w:r>

--- a/tillsyn/A 5858-2025 tillsynsbegäran.docx
+++ b/tillsyn/A 5858-2025 tillsynsbegäran.docx
@@ -256,7 +256,7 @@
     <w:r>
       <w:tab/>
       <w:tab/>
-      <w:t>2026-10-19</w:t>
+      <w:t>2026-10-20</w:t>
       <w:br/>
       <w:br/>
     </w:r>

--- a/tillsyn/A 5858-2025 tillsynsbegäran.docx
+++ b/tillsyn/A 5858-2025 tillsynsbegäran.docx
@@ -256,7 +256,7 @@
     <w:r>
       <w:tab/>
       <w:tab/>
-      <w:t>2026-10-20</w:t>
+      <w:t>2026-10-21</w:t>
       <w:br/>
       <w:br/>
     </w:r>

--- a/tillsyn/A 5858-2025 tillsynsbegäran.docx
+++ b/tillsyn/A 5858-2025 tillsynsbegäran.docx
@@ -256,7 +256,7 @@
     <w:r>
       <w:tab/>
       <w:tab/>
-      <w:t>2026-10-21</w:t>
+      <w:t>2026-10-22</w:t>
       <w:br/>
       <w:br/>
     </w:r>

--- a/tillsyn/A 5858-2025 tillsynsbegäran.docx
+++ b/tillsyn/A 5858-2025 tillsynsbegäran.docx
@@ -256,7 +256,7 @@
     <w:r>
       <w:tab/>
       <w:tab/>
-      <w:t>2026-10-22</w:t>
+      <w:t>2026-10-23</w:t>
       <w:br/>
       <w:br/>
     </w:r>

--- a/tillsyn/A 5858-2025 tillsynsbegäran.docx
+++ b/tillsyn/A 5858-2025 tillsynsbegäran.docx
@@ -256,7 +256,7 @@
     <w:r>
       <w:tab/>
       <w:tab/>
-      <w:t>2026-10-23</w:t>
+      <w:t>2026-10-24</w:t>
       <w:br/>
       <w:br/>
     </w:r>

--- a/tillsyn/A 5858-2025 tillsynsbegäran.docx
+++ b/tillsyn/A 5858-2025 tillsynsbegäran.docx
@@ -256,7 +256,7 @@
     <w:r>
       <w:tab/>
       <w:tab/>
-      <w:t>2026-10-24</w:t>
+      <w:t>2026-10-25</w:t>
       <w:br/>
       <w:br/>
     </w:r>

--- a/tillsyn/A 5858-2025 tillsynsbegäran.docx
+++ b/tillsyn/A 5858-2025 tillsynsbegäran.docx
@@ -256,7 +256,7 @@
     <w:r>
       <w:tab/>
       <w:tab/>
-      <w:t>2026-10-25</w:t>
+      <w:t>2026-10-26</w:t>
       <w:br/>
       <w:br/>
     </w:r>

--- a/tillsyn/A 5858-2025 tillsynsbegäran.docx
+++ b/tillsyn/A 5858-2025 tillsynsbegäran.docx
@@ -256,7 +256,7 @@
     <w:r>
       <w:tab/>
       <w:tab/>
-      <w:t>2026-10-26</w:t>
+      <w:t>2026-10-27</w:t>
       <w:br/>
       <w:br/>
     </w:r>

--- a/tillsyn/A 5858-2025 tillsynsbegäran.docx
+++ b/tillsyn/A 5858-2025 tillsynsbegäran.docx
@@ -256,7 +256,7 @@
     <w:r>
       <w:tab/>
       <w:tab/>
-      <w:t>2026-10-27</w:t>
+      <w:t>2026-10-28</w:t>
       <w:br/>
       <w:br/>
     </w:r>

--- a/tillsyn/A 5858-2025 tillsynsbegäran.docx
+++ b/tillsyn/A 5858-2025 tillsynsbegäran.docx
@@ -256,7 +256,7 @@
     <w:r>
       <w:tab/>
       <w:tab/>
-      <w:t>2026-10-28</w:t>
+      <w:t>2026-10-29</w:t>
       <w:br/>
       <w:br/>
     </w:r>

--- a/tillsyn/A 5858-2025 tillsynsbegäran.docx
+++ b/tillsyn/A 5858-2025 tillsynsbegäran.docx
@@ -256,7 +256,7 @@
     <w:r>
       <w:tab/>
       <w:tab/>
-      <w:t>2026-10-29</w:t>
+      <w:t>2026-10-31</w:t>
       <w:br/>
       <w:br/>
     </w:r>
